--- a/Buddism/轉識成智萬境可輕.docx
+++ b/Buddism/轉識成智萬境可輕.docx
@@ -5,6 +5,8 @@
     <w:p>
       <w:pPr>
         <w:rPr>
+          <w:b/>
+          <w:bCs/>
           <w:lang w:eastAsia="zh-TW"/>
         </w:rPr>
       </w:pPr>
@@ -20,11 +22,15 @@
     <w:p>
       <w:pPr>
         <w:rPr>
-          <w:lang w:eastAsia="zh-TW"/>
-        </w:rPr>
-      </w:pPr>
-      <w:r>
-        <w:rPr>
+          <w:b/>
+          <w:bCs/>
+          <w:lang w:eastAsia="zh-TW"/>
+        </w:rPr>
+      </w:pPr>
+      <w:r>
+        <w:rPr>
+          <w:b/>
+          <w:bCs/>
           <w:lang w:eastAsia="zh-TW"/>
         </w:rPr>
         <w:t>鄭壯麗、法善、英文研經班、心燈</w:t>
@@ -33,152 +39,526 @@
     <w:p>
       <w:pPr>
         <w:rPr>
-          <w:lang w:eastAsia="zh-TW"/>
-        </w:rPr>
-      </w:pPr>
-    </w:p>
-    <w:p>
-      <w:pPr>
-        <w:rPr>
-          <w:lang w:eastAsia="zh-TW"/>
-        </w:rPr>
-      </w:pPr>
-      <w:r>
-        <w:rPr>
-          <w:lang w:eastAsia="zh-TW"/>
-        </w:rPr>
-        <w:t>前幾天，兒子打電話來，說他記得小時候，媽媽常常掛在嘴邊對一句話是：「沒自由，沒人權，有兒子。」我聽了，心裡不禁倒吸一口涼氣。回想當年那時的自己，何其肆意任性妄為，完全沒有顧及小孩子的感受，忽視了他可以聽到並產生想法。當時的情境並沒有這麼誇張，我單純是想表達擁有兒子的幸福感，同時夾雜著幾分對生活受限、失去自由的無奈與抱怨。可是真不知道給小孩子造成了怎樣的創傷。</w:t>
-      </w:r>
-    </w:p>
-    <w:p>
-      <w:pPr>
-        <w:rPr>
-          <w:lang w:eastAsia="zh-TW"/>
-        </w:rPr>
-      </w:pPr>
-      <w:r>
-        <w:rPr>
-          <w:lang w:eastAsia="zh-TW"/>
-        </w:rPr>
-        <w:t>我這一生，對自由的追求是一慣的執著，向來執著追求自由。年少時不喜歡父母的管教，於是報考了遠在東北的大學；出進入社會後參加工作後，不喜歡被主管約束，便頻繁更換工作。我我在國內工作十年，陸續換了五家公司，也可能當時的就業環境相對寬鬆、工作機會較多。</w:t>
-      </w:r>
-    </w:p>
-    <w:p>
-      <w:pPr>
-        <w:rPr>
-          <w:lang w:eastAsia="zh-TW"/>
-        </w:rPr>
-      </w:pPr>
-      <w:r>
-        <w:rPr>
-          <w:lang w:eastAsia="zh-TW"/>
-        </w:rPr>
-        <w:t>但我後來才明白，所有靠逃避躲開的問題，永遠如影隨形，不會自動消失。來到美國之後，因為身份因素，我必須安定下來，長期留在同一家公司任職，至今已經十四年多。坦白說，如果不是佛法長年潛移默化、默默支撐，我很難走過這段艱難歲月。</w:t>
-      </w:r>
-    </w:p>
-    <w:p>
-      <w:pPr>
-        <w:rPr>
-          <w:lang w:eastAsia="zh-TW"/>
-        </w:rPr>
-      </w:pPr>
-      <w:r>
-        <w:rPr>
-          <w:lang w:eastAsia="zh-TW"/>
-        </w:rPr>
-        <w:t>那些年，《心經》裡的一句話深深觸動我，也成為我撐過艱難時期、穩定心性的信心銘：「无挂碍故，无有恐怖，远离颠倒梦想，究竟涅槃。」</w:t>
-      </w:r>
-    </w:p>
-    <w:p>
-      <w:pPr>
-        <w:rPr>
-          <w:lang w:eastAsia="zh-TW"/>
-        </w:rPr>
-      </w:pPr>
-      <w:r>
-        <w:rPr>
-          <w:lang w:eastAsia="zh-TW"/>
-        </w:rPr>
-        <w:t>我開始願意放下自身的傲氣與執念。每當收到同事無端指責、帶有情緒的信件郵件，我都會提醒自己：放下所有情緒化、偏離事實的文字，只專注在真正需要檢討、可以改進的細節。若是自己當下無法完成的事，就坦然說明、如實表達，不硬撐、不糾結，接受當下的能力與現實。</w:t>
-      </w:r>
-    </w:p>
-    <w:p>
-      <w:pPr>
-        <w:rPr>
-          <w:lang w:eastAsia="zh-TW"/>
-        </w:rPr>
-      </w:pPr>
-      <w:r>
-        <w:rPr>
-          <w:lang w:eastAsia="zh-TW"/>
-        </w:rPr>
-        <w:t>正因為身處無處可逃的環境，我只能轉而直面問題、各個擊破。在不斷面對與修正的過程中，日子慢慢變得輕鬆起來，內在壓力大幅減少，我也變得越來越自在、自信。</w:t>
-      </w:r>
-    </w:p>
-    <w:p>
-      <w:pPr>
-        <w:rPr>
-          <w:lang w:eastAsia="zh-TW"/>
-        </w:rPr>
-      </w:pPr>
-      <w:r>
-        <w:rPr>
-          <w:lang w:eastAsia="zh-TW"/>
-        </w:rPr>
-        <w:t>歷經無數次這樣的日常磨鍊，我深深體會：自在，從來不是外在境遇的順遂，而是內心不隨境轉、不被妄念束縛的清明與安定。靜中養定，動中修觀；在每一個不自在的考驗裡，練習做主、練習收心。時時收攝六根、淨化三業，不起攀緣、不生執著；常提起清淨善念，廣行日用善法；漸漸放下執著妄心，回歸本真自性。</w:t>
-      </w:r>
-    </w:p>
-    <w:p>
-      <w:pPr>
-        <w:rPr>
-          <w:lang w:eastAsia="zh-TW"/>
-        </w:rPr>
-      </w:pPr>
-      <w:r>
-        <w:rPr>
-          <w:lang w:eastAsia="zh-TW"/>
-        </w:rPr>
-        <w:t>修行之路，本就是一條破除執念、降伏習氣的道路。唯有時時攝心息妄，在動靜閒忙之間，保持念念分明、心心做主；修善而不執善，積德而不執德，踏實踐行菩薩行，才能慢慢遠離煩惱束縛，獲得真正通透、解脫的大自在。</w:t>
-      </w:r>
-    </w:p>
-    <w:p>
-      <w:pPr>
-        <w:rPr>
-          <w:lang w:eastAsia="zh-TW"/>
-        </w:rPr>
-      </w:pPr>
-      <w:r>
-        <w:rPr>
+          <w:b/>
+          <w:bCs/>
+          <w:lang w:eastAsia="zh-TW"/>
+        </w:rPr>
+      </w:pPr>
+    </w:p>
+    <w:p>
+      <w:pPr>
+        <w:rPr>
+          <w:b/>
+          <w:bCs/>
+          <w:lang w:eastAsia="zh-TW"/>
+        </w:rPr>
+      </w:pPr>
+      <w:r>
+        <w:rPr>
+          <w:b/>
+          <w:bCs/>
+          <w:lang w:eastAsia="zh-TW"/>
+        </w:rPr>
+        <w:t>知之為知之，不知為不知，是知也</w:t>
+      </w:r>
+    </w:p>
+    <w:p>
+      <w:pPr>
+        <w:rPr>
+          <w:b/>
+          <w:bCs/>
+          <w:lang w:eastAsia="zh-TW"/>
+        </w:rPr>
+      </w:pPr>
+      <w:r>
+        <w:rPr>
+          <w:b/>
+          <w:bCs/>
+          <w:lang w:eastAsia="zh-TW"/>
+        </w:rPr>
+        <w:t>我</w:t>
+      </w:r>
+      <w:r>
+        <w:rPr>
+          <w:b/>
+          <w:bCs/>
+          <w:lang w:eastAsia="zh-TW"/>
+        </w:rPr>
+        <w:t xml:space="preserve">        </w:t>
+      </w:r>
+      <w:r>
+        <w:rPr>
+          <w:b/>
+          <w:bCs/>
+          <w:lang w:eastAsia="zh-TW"/>
+        </w:rPr>
+        <w:t>我從二零一四年春天開始跟隨丹佛的佛學小組以及後來的普法禪寺修習佛法、做義工。透過禪修，特別是師父講的止觀法門，我覺察到自己心當中當中有掛礙，總是患得患失，既要又要，幻想生活一帆風順、萬事如意。這這也使我意識到只有打破這種幻想，認識到生活的本來面目，面對問題，解決問題，才能不焦慮、、不心憂。我不斷地觀照自身返觀自照</w:t>
+      </w:r>
+      <w:r>
+        <w:rPr>
+          <w:b/>
+          <w:bCs/>
+          <w:lang w:eastAsia="zh-TW"/>
+        </w:rPr>
+        <w:t xml:space="preserve"> </w:t>
+      </w:r>
+      <w:r>
+        <w:rPr>
+          <w:b/>
+          <w:bCs/>
+          <w:lang w:eastAsia="zh-TW"/>
+        </w:rPr>
+        <w:t>，改變習氣，自我成長督促自己成長，，不再胡思亂想一些不存在的困難，停止了對未來的擔憂，不讓沒有必要的想法增加我的煩惱。</w:t>
+      </w:r>
+    </w:p>
+    <w:p>
+      <w:pPr>
+        <w:rPr>
+          <w:b/>
+          <w:bCs/>
+          <w:lang w:eastAsia="zh-TW"/>
+        </w:rPr>
+      </w:pPr>
+      <w:r>
+        <w:rPr>
+          <w:b/>
+          <w:bCs/>
+          <w:lang w:eastAsia="zh-TW"/>
+        </w:rPr>
+        <w:t>就在前幾天，兒子打電話來，說他記得小時候，媽媽常常掛在嘴邊的一句話：「沒自由，沒人權，有兒子。」我聽了，心裡不禁倒吸一口涼氣，那時的自己，何其肆意妄為，完全沒有顧及小孩子的感受，不知道他可以聽到我的碎碎念並產生想法。雖然我單純的只是想表達擁有兒子的幸福感，同時夾雜著幾分對生活受限、失去自由的無奈與抱怨。可是真沒想到會給小孩子造成怎樣的創傷。</w:t>
+      </w:r>
+    </w:p>
+    <w:p>
+      <w:pPr>
+        <w:rPr>
+          <w:b/>
+          <w:bCs/>
+          <w:lang w:eastAsia="zh-TW"/>
+        </w:rPr>
+      </w:pPr>
+      <w:r>
+        <w:rPr>
+          <w:b/>
+          <w:bCs/>
+          <w:lang w:eastAsia="zh-TW"/>
+        </w:rPr>
+        <w:t>        </w:t>
+      </w:r>
+      <w:r>
+        <w:rPr>
+          <w:b/>
+          <w:bCs/>
+          <w:lang w:eastAsia="zh-TW"/>
+        </w:rPr>
+        <w:t>回望我的人生軌跡，向來執著於自由隨性，甚至習慣以逃避的方式對抗束縛，這份執念曾困縛我許多年。</w:t>
+      </w:r>
+    </w:p>
+    <w:p>
+      <w:pPr>
+        <w:rPr>
+          <w:b/>
+          <w:bCs/>
+          <w:lang w:eastAsia="zh-TW"/>
+        </w:rPr>
+      </w:pPr>
+      <w:r>
+        <w:rPr>
+          <w:b/>
+          <w:bCs/>
+          <w:lang w:eastAsia="zh-TW"/>
+        </w:rPr>
+        <w:t>我對自由隨性的向往是一慣的。年少時不喜歡父母的管教，於是報考了遠在東北的大學；參加工作後不喜歡被主管指使，就頻繁更換工作。我在國內工作十年，陸續換了五家公司。來到美國之後，卻因為身份原因，我必須安定下來，長期留在一家公司任職，至今已經十四年多。後來我才明白，所有靠逃避躲開的問題，永遠如影隨形，不會自動消失。坦白說，如果不是佛法長年潛移默化，不斷轉變我的認知，讓我突破自己的舒適區，我很難走過那段艱難歲月，生活地更加有智慧，平和對待各種不如意。，僥幸通過更換環境、逃避現狀來換取心中所謂的自由。直至移居美國後，受限於身份緣由，我不得不安定下來，長期任職於一家公司，至今已是十四年有餘。這段被迫安定的歲月，讓我徹底醒悟：世間所有靠逃避躲開的問題，從不會自行消解，只會如影隨形、反覆糾纏。而我之所以能慢慢放下執念、走出這段心境與生活的雙重困境，突破自我的舒適區，坦然接納當下的處境，在諸多不如意中修得內心的平和與處事的智慧，皆源於多年佛法的熏修和潛移默化，一點點重塑了我的認知與心性。</w:t>
+      </w:r>
+    </w:p>
+    <w:p>
+      <w:pPr>
+        <w:rPr>
+          <w:b/>
+          <w:bCs/>
+          <w:lang w:eastAsia="zh-TW"/>
+        </w:rPr>
+      </w:pPr>
+      <w:r>
+        <w:rPr>
+          <w:b/>
+          <w:bCs/>
+          <w:lang w:eastAsia="zh-TW"/>
+        </w:rPr>
+        <w:t>        </w:t>
+      </w:r>
+      <w:r>
+        <w:rPr>
+          <w:b/>
+          <w:bCs/>
+          <w:lang w:eastAsia="zh-TW"/>
+        </w:rPr>
+        <w:t>修行的覺悟與心性的成長，不僅讓我與生活和解，更讓我開始深刻反省過去的自己。就在前幾天，兒子一通電話，喚起了我塵封多年的回憶，也讓我滿心慚愧、幡然自省。孩</w:t>
+      </w:r>
+      <w:r>
+        <w:rPr>
+          <w:b/>
+          <w:bCs/>
           <w:lang w:eastAsia="zh-TW"/>
         </w:rPr>
         <w:lastRenderedPageBreak/>
-        <w:t>我想起梁武帝與達摩祖師的對話。梁武帝問祖師，自己一生廣造寺廟、力行善事，是否有功德？祖師答：只有福德，並無功德。</w:t>
-      </w:r>
-    </w:p>
-    <w:p>
-      <w:pPr>
-        <w:rPr>
-          <w:lang w:eastAsia="zh-TW"/>
-        </w:rPr>
-      </w:pPr>
-      <w:r>
-        <w:rPr>
-          <w:lang w:eastAsia="zh-TW"/>
-        </w:rPr>
-        <w:t>我對此深有體悟：福德，就像銀行存款，不斷行善、不斷累積，福報便日日增加；若是消耗享用，也會隨之減少，有積有散、有得有失。功德，卻是自身心性與認知識的徹底轉化，是執識轉為智慧的真實成就。</w:t>
-      </w:r>
-    </w:p>
-    <w:p>
-      <w:pPr>
-        <w:rPr>
-          <w:lang w:eastAsia="zh-TW"/>
-        </w:rPr>
-      </w:pPr>
-      <w:r>
-        <w:rPr>
-          <w:lang w:eastAsia="zh-TW"/>
-        </w:rPr>
-        <w:t>如同武林高手十年磨一劍，日日不斷鍛鍊筋骨皮肉、柔軟、平衡、速度與力度，最終成就一身絕世功夫武功。所有的真知灼見、氣勢如虹，運籌帷幄，決勝千里，都深深烙印在筋骨與心性之中，永遠存在、永遠能用。</w:t>
+        <w:t>子在電話裡說，他記得小時候媽媽時常掛在嘴邊的一句話：「沒自由，沒人權，有兒子。」聽到這句話的瞬間，我心裡不禁倒吸一口涼氣，頓感懊悔。當初我說這句話，本心只是單純感念擁有兒子的溫暖與幸福，夾雜自己因爲需要時間照顧與陪伴兒子失去曾經自由的無奈與抱怨，是一時的情緒抒發。可我從未多想，成年人隨意的牢騷與執念，竟會成為孩子成長過程中難以磨滅的印記。</w:t>
+      </w:r>
+    </w:p>
+    <w:p>
+      <w:pPr>
+        <w:rPr>
+          <w:b/>
+          <w:bCs/>
+          <w:lang w:eastAsia="zh-TW"/>
+        </w:rPr>
+      </w:pPr>
+    </w:p>
+    <w:p>
+      <w:pPr>
+        <w:rPr>
+          <w:b/>
+          <w:bCs/>
+          <w:lang w:eastAsia="zh-TW"/>
+        </w:rPr>
+      </w:pPr>
+      <w:r>
+        <w:rPr>
+          <w:b/>
+          <w:bCs/>
+          <w:lang w:eastAsia="zh-TW"/>
+        </w:rPr>
+        <w:t>心無罣礙。無罣礙故。無有恐怖。遠遠離顛倒夢想。究竟涅</w:t>
+      </w:r>
+      <w:r>
+        <w:rPr>
+          <w:b/>
+          <w:bCs/>
+          <w:lang w:eastAsia="zh-TW"/>
+        </w:rPr>
+        <w:t xml:space="preserve"> </w:t>
+      </w:r>
+      <w:r>
+        <w:rPr>
+          <w:b/>
+          <w:bCs/>
+          <w:lang w:eastAsia="zh-TW"/>
+        </w:rPr>
+        <w:t>槃。</w:t>
+      </w:r>
+      <w:r>
+        <w:rPr>
+          <w:b/>
+          <w:bCs/>
+          <w:lang w:eastAsia="zh-TW"/>
+        </w:rPr>
+        <w:t> </w:t>
+      </w:r>
+    </w:p>
+    <w:p>
+      <w:pPr>
+        <w:rPr>
+          <w:b/>
+          <w:bCs/>
+          <w:lang w:eastAsia="zh-TW"/>
+        </w:rPr>
+      </w:pPr>
+    </w:p>
+    <w:p>
+      <w:pPr>
+        <w:rPr>
+          <w:b/>
+          <w:bCs/>
+          <w:lang w:eastAsia="zh-TW"/>
+        </w:rPr>
+      </w:pPr>
+      <w:r>
+        <w:rPr>
+          <w:b/>
+          <w:bCs/>
+          <w:lang w:eastAsia="zh-TW"/>
+        </w:rPr>
+        <w:t>       </w:t>
+      </w:r>
+      <w:r>
+        <w:rPr>
+          <w:b/>
+          <w:bCs/>
+          <w:lang w:eastAsia="zh-TW"/>
+        </w:rPr>
+        <w:t>我還記起在師父的一次開示</w:t>
+      </w:r>
+      <w:r>
+        <w:rPr>
+          <w:b/>
+          <w:bCs/>
+          <w:lang w:eastAsia="zh-TW"/>
+        </w:rPr>
+        <w:t xml:space="preserve"> </w:t>
+      </w:r>
+      <w:r>
+        <w:rPr>
+          <w:b/>
+          <w:bCs/>
+          <w:lang w:eastAsia="zh-TW"/>
+        </w:rPr>
+        <w:t>講法開示中，講到了《心經》。經文中的這几</w:t>
+      </w:r>
+      <w:r>
+        <w:rPr>
+          <w:b/>
+          <w:bCs/>
+          <w:lang w:eastAsia="zh-TW"/>
+        </w:rPr>
+        <w:t>“</w:t>
+      </w:r>
+      <w:r>
+        <w:rPr>
+          <w:b/>
+          <w:bCs/>
+          <w:lang w:eastAsia="zh-TW"/>
+        </w:rPr>
+        <w:t>心無罣礙。無罣礙故。無有恐怖。遠離顛倒夢想。究竟涅槃</w:t>
+      </w:r>
+      <w:proofErr w:type="gramStart"/>
+      <w:r>
+        <w:rPr>
+          <w:b/>
+          <w:bCs/>
+          <w:lang w:eastAsia="zh-TW"/>
+        </w:rPr>
+        <w:t>。</w:t>
+      </w:r>
+      <w:r>
+        <w:rPr>
+          <w:b/>
+          <w:bCs/>
+          <w:lang w:eastAsia="zh-TW"/>
+        </w:rPr>
+        <w:t>”</w:t>
+      </w:r>
+      <w:r>
+        <w:rPr>
+          <w:b/>
+          <w:bCs/>
+          <w:lang w:eastAsia="zh-TW"/>
+        </w:rPr>
+        <w:t>這几句話深深驚醒我</w:t>
+      </w:r>
+      <w:proofErr w:type="gramEnd"/>
+      <w:r>
+        <w:rPr>
+          <w:b/>
+          <w:bCs/>
+          <w:lang w:eastAsia="zh-TW"/>
+        </w:rPr>
+        <w:t>。從此，，對我轉變工作態度產生巨大影響。從此，我開始願意放下自己的傲慢與偏見</w:t>
+      </w:r>
+      <w:r>
+        <w:rPr>
+          <w:b/>
+          <w:bCs/>
+          <w:lang w:eastAsia="zh-TW"/>
+        </w:rPr>
+        <w:t xml:space="preserve"> </w:t>
+      </w:r>
+      <w:r>
+        <w:rPr>
+          <w:b/>
+          <w:bCs/>
+          <w:lang w:eastAsia="zh-TW"/>
+        </w:rPr>
+        <w:t>。在工作中每當收到同事帶有指責、不滿情緒的郵件時，我都會提醒自己：忽略那些情緒化、偏離事實的文字，專注在真正需要解決、改進的事項，誠懇回應。若是自己當下無法完成的事，就坦然說明、如實表達，不硬撐、不糾結，依據自己的能力依據自己的能力如實地地面對當下的問題現實與能力問題。</w:t>
+      </w:r>
+    </w:p>
+    <w:p>
+      <w:pPr>
+        <w:rPr>
+          <w:b/>
+          <w:bCs/>
+          <w:lang w:eastAsia="zh-TW"/>
+        </w:rPr>
+      </w:pPr>
+      <w:r>
+        <w:rPr>
+          <w:b/>
+          <w:bCs/>
+          <w:lang w:eastAsia="zh-TW"/>
+        </w:rPr>
+        <w:t>正因為無處可逃的境遇，我只能選擇直面問題、各個擊破。在不斷認識與修正的過程中，工作慢慢變得輕鬆起來，內在壓力也大幅減少，我開始變得自信、自在。</w:t>
+      </w:r>
+    </w:p>
+    <w:p>
+      <w:pPr>
+        <w:rPr>
+          <w:b/>
+          <w:bCs/>
+          <w:lang w:eastAsia="zh-TW"/>
+        </w:rPr>
+      </w:pPr>
+      <w:r>
+        <w:rPr>
+          <w:b/>
+          <w:bCs/>
+          <w:lang w:eastAsia="zh-TW"/>
+        </w:rPr>
+        <w:t>       </w:t>
+      </w:r>
+      <w:r>
+        <w:rPr>
+          <w:b/>
+          <w:bCs/>
+          <w:lang w:eastAsia="zh-TW"/>
+        </w:rPr>
+        <w:t>這樣的日常，讓我我漸漸與佛法相應：真正的真正的自在，，從來不是外在境遇的順遂，而是內心不隨境轉、不被妄念牽絆的清明與安定。開山祖師惟覺安公安公老和尚常說：「靜中養成，動中磨練煉練。逆境是方便、是助道導道因緣，可以磨練我們。修行就是不論外境如何困難，心中始終能夠安住。</w:t>
+      </w:r>
+      <w:r>
+        <w:rPr>
+          <w:b/>
+          <w:bCs/>
+          <w:lang w:eastAsia="zh-TW"/>
+        </w:rPr>
+        <w:t xml:space="preserve"> </w:t>
+      </w:r>
+      <w:r>
+        <w:rPr>
+          <w:b/>
+          <w:bCs/>
+          <w:lang w:eastAsia="zh-TW"/>
+        </w:rPr>
+        <w:t>」在每一個生活不自在生活的考驗裡，練習心念作</w:t>
+      </w:r>
+      <w:r>
+        <w:rPr>
+          <w:b/>
+          <w:bCs/>
+          <w:lang w:eastAsia="zh-TW"/>
+        </w:rPr>
+        <w:t xml:space="preserve"> </w:t>
+      </w:r>
+      <w:r>
+        <w:rPr>
+          <w:b/>
+          <w:bCs/>
+          <w:lang w:eastAsia="zh-TW"/>
+        </w:rPr>
+        <w:t>做心念作主、練習降伏焦躁、不安的</w:t>
+      </w:r>
+      <w:r>
+        <w:rPr>
+          <w:b/>
+          <w:bCs/>
+          <w:lang w:eastAsia="zh-TW"/>
+        </w:rPr>
+        <w:t xml:space="preserve"> </w:t>
+      </w:r>
+      <w:r>
+        <w:rPr>
+          <w:b/>
+          <w:bCs/>
+          <w:lang w:eastAsia="zh-TW"/>
+        </w:rPr>
+        <w:t>其焦躁、不安的心。「廣修日用諸善，漸捨執著妄念，銷歸本具自性。</w:t>
+      </w:r>
+      <w:r>
+        <w:rPr>
+          <w:b/>
+          <w:bCs/>
+          <w:lang w:eastAsia="zh-TW"/>
+        </w:rPr>
+        <w:t xml:space="preserve"> </w:t>
+      </w:r>
+      <w:r>
+        <w:rPr>
+          <w:b/>
+          <w:bCs/>
+          <w:lang w:eastAsia="zh-TW"/>
+        </w:rPr>
+        <w:t>」</w:t>
+      </w:r>
+    </w:p>
+    <w:p>
+      <w:pPr>
+        <w:rPr>
+          <w:b/>
+          <w:bCs/>
+          <w:lang w:eastAsia="zh-TW"/>
+        </w:rPr>
+      </w:pPr>
+    </w:p>
+    <w:p>
+      <w:pPr>
+        <w:rPr>
+          <w:b/>
+          <w:bCs/>
+          <w:lang w:eastAsia="zh-TW"/>
+        </w:rPr>
+      </w:pPr>
+      <w:r>
+        <w:rPr>
+          <w:b/>
+          <w:bCs/>
+          <w:lang w:eastAsia="zh-TW"/>
+        </w:rPr>
+        <w:t>自性本自具足</w:t>
+      </w:r>
+    </w:p>
+    <w:p>
+      <w:pPr>
+        <w:rPr>
+          <w:b/>
+          <w:bCs/>
+          <w:lang w:eastAsia="zh-TW"/>
+        </w:rPr>
+      </w:pPr>
+      <w:r>
+        <w:rPr>
+          <w:b/>
+          <w:bCs/>
+          <w:lang w:eastAsia="zh-TW"/>
+        </w:rPr>
+        <w:t>       </w:t>
+      </w:r>
+      <w:r>
+        <w:rPr>
+          <w:b/>
+          <w:bCs/>
+          <w:lang w:eastAsia="zh-TW"/>
+        </w:rPr>
+        <w:t>《六祖壇經》說：「何期自性，本自具足」，「雖修眾善，心不執著」，「念念自淨其心」，主張日常行善、不執善相、回歸自性清淨；《圓覺經》「銷礦成金」譬喻：自性原本具足，如同礦中真金，需要歷練行善、去除妄想執著，才能顯露本性。</w:t>
+      </w:r>
+    </w:p>
+    <w:p>
+      <w:pPr>
+        <w:rPr>
+          <w:b/>
+          <w:bCs/>
+          <w:lang w:eastAsia="zh-TW"/>
+        </w:rPr>
+      </w:pPr>
+      <w:r>
+        <w:rPr>
+          <w:b/>
+          <w:bCs/>
+          <w:lang w:eastAsia="zh-TW"/>
+        </w:rPr>
+        <w:t>       </w:t>
+      </w:r>
+      <w:r>
+        <w:rPr>
+          <w:b/>
+          <w:bCs/>
+          <w:lang w:eastAsia="zh-TW"/>
+        </w:rPr>
+        <w:t>修行首要在平凡日常中廣行善行，用慈悲善行磨練自私、暴躁的劣根習氣；在行善歷事之時，時時覺察內心的貪嗔分別妄念，循序漸進放下對萬物、功德、自我的執著；待到</w:t>
+      </w:r>
+      <w:r>
+        <w:rPr>
+          <w:b/>
+          <w:bCs/>
+          <w:lang w:eastAsia="zh-TW"/>
+        </w:rPr>
+        <w:lastRenderedPageBreak/>
+        <w:t>煩惱執著逐漸消融覆盡，原本人人先天具足、清淨圓滿的自性便自然顯露，生命回歸自在清净真實的本來狀態。</w:t>
       </w:r>
     </w:p>
     <w:p>

--- a/Buddism/轉識成智萬境可輕.docx
+++ b/Buddism/轉識成智萬境可輕.docx
@@ -44,6 +44,14 @@
           <w:lang w:eastAsia="zh-TW"/>
         </w:rPr>
       </w:pPr>
+      <w:r>
+        <w:rPr>
+          <w:b/>
+          <w:bCs/>
+          <w:lang w:eastAsia="zh-TW"/>
+        </w:rPr>
+        <w:t>知之為知之，不知為不知，是知也</w:t>
+      </w:r>
     </w:p>
     <w:p>
       <w:pPr>
@@ -59,7 +67,31 @@
           <w:bCs/>
           <w:lang w:eastAsia="zh-TW"/>
         </w:rPr>
-        <w:t>知之為知之，不知為不知，是知也</w:t>
+        <w:t>        </w:t>
+      </w:r>
+      <w:r>
+        <w:rPr>
+          <w:b/>
+          <w:bCs/>
+          <w:lang w:eastAsia="zh-TW"/>
+        </w:rPr>
+        <w:t>我從二零一四年春天開始跟隨丹佛的佛學小組以及後來的普法禪寺修習佛法、做義工。透過禪修，特別是師父講的止觀法門，我覺察到自己心當中有掛礙，總是患得患失，既要又要，幻想生活一帆風順、萬事如意。這也使我意識到只有打破這種幻想，認識到生活的本來面目，面對問題，解決問題，才能不焦慮、不心憂。我不斷地返觀自照</w:t>
+      </w:r>
+      <w:r>
+        <w:rPr>
+          <w:b/>
+          <w:bCs/>
+          <w:lang w:eastAsia="zh-TW"/>
+        </w:rPr>
+        <w:t xml:space="preserve"> </w:t>
+      </w:r>
+      <w:r>
+        <w:rPr>
+          <w:b/>
+          <w:bCs/>
+          <w:lang w:eastAsia="zh-TW"/>
+        </w:rPr>
+        <w:t>，改變習氣，督促自己成長，不再胡思亂想一些不存在的困難，停止了對未來的擔憂，不讓沒有必要的想法增加我的煩惱。</w:t>
       </w:r>
     </w:p>
     <w:p>
@@ -76,39 +108,15 @@
           <w:bCs/>
           <w:lang w:eastAsia="zh-TW"/>
         </w:rPr>
-        <w:t>我</w:t>
-      </w:r>
-      <w:r>
-        <w:rPr>
-          <w:b/>
-          <w:bCs/>
-          <w:lang w:eastAsia="zh-TW"/>
-        </w:rPr>
-        <w:t xml:space="preserve">        </w:t>
-      </w:r>
-      <w:r>
-        <w:rPr>
-          <w:b/>
-          <w:bCs/>
-          <w:lang w:eastAsia="zh-TW"/>
-        </w:rPr>
-        <w:t>我從二零一四年春天開始跟隨丹佛的佛學小組以及後來的普法禪寺修習佛法、做義工。透過禪修，特別是師父講的止觀法門，我覺察到自己心當中當中有掛礙，總是患得患失，既要又要，幻想生活一帆風順、萬事如意。這這也使我意識到只有打破這種幻想，認識到生活的本來面目，面對問題，解決問題，才能不焦慮、、不心憂。我不斷地觀照自身返觀自照</w:t>
-      </w:r>
-      <w:r>
-        <w:rPr>
-          <w:b/>
-          <w:bCs/>
-          <w:lang w:eastAsia="zh-TW"/>
-        </w:rPr>
-        <w:t xml:space="preserve"> </w:t>
-      </w:r>
-      <w:r>
-        <w:rPr>
-          <w:b/>
-          <w:bCs/>
-          <w:lang w:eastAsia="zh-TW"/>
-        </w:rPr>
-        <w:t>，改變習氣，自我成長督促自己成長，，不再胡思亂想一些不存在的困難，停止了對未來的擔憂，不讓沒有必要的想法增加我的煩惱。</w:t>
+        <w:t>        </w:t>
+      </w:r>
+      <w:r>
+        <w:rPr>
+          <w:b/>
+          <w:bCs/>
+          <w:lang w:eastAsia="zh-TW"/>
+        </w:rPr>
+        <w:t>回望我的人生軌跡，向來執著於自由隨性，甚至習慣以逃避的方式對抗束縛，這份執念曾困縛我許多年。年少時不喜歡父母的管教，於是報考了遠在東北的大學；參加工作後不喜歡被主管指使，就頻繁更換工作。我在國內工作十年，陸續換了五家公司，僥幸通過更換環境、逃避現狀來換取心中所謂的自由。直至移居美國後，受限於身份緣由，我不得不安定下來，長期任職於一家公司，至今已是十四年有餘。這段被迫安定的歲月，讓我徹底醒悟：世間所有靠逃避躲開的問題，從不會自行消解，只會如影隨形、反覆糾纏。而我之所以能慢慢放下執念、走出這段心境與生活的雙重困境，突破自我的舒適區，坦然接納當下的處境，在諸多不如意中修得內心的平和與處事的智慧，皆源於多年佛法的熏修和潛移默化，一點點重塑了我的認知與心性。</w:t>
       </w:r>
     </w:p>
     <w:p>
@@ -125,7 +133,15 @@
           <w:bCs/>
           <w:lang w:eastAsia="zh-TW"/>
         </w:rPr>
-        <w:t>就在前幾天，兒子打電話來，說他記得小時候，媽媽常常掛在嘴邊的一句話：「沒自由，沒人權，有兒子。」我聽了，心裡不禁倒吸一口涼氣，那時的自己，何其肆意妄為，完全沒有顧及小孩子的感受，不知道他可以聽到我的碎碎念並產生想法。雖然我單純的只是想表達擁有兒子的幸福感，同時夾雜著幾分對生活受限、失去自由的無奈與抱怨。可是真沒想到會給小孩子造成怎樣的創傷。</w:t>
+        <w:t>        </w:t>
+      </w:r>
+      <w:r>
+        <w:rPr>
+          <w:b/>
+          <w:bCs/>
+          <w:lang w:eastAsia="zh-TW"/>
+        </w:rPr>
+        <w:t>修行的覺悟與心性的成長，不僅讓我與生活和解，更讓我開始深刻反省過去的自己。就在前幾天，兒子一通電話，喚起了我塵封多年的回憶，也讓我滿心慚愧、幡然自省。孩子在電話裡說，他記得小時候媽媽時常掛在嘴邊的一句話：「沒自由，沒人權，有兒子。」聽到這句話的瞬間，我心裡不禁倒吸一口涼氣，頓感懊悔。當初我說這句話，本心只是單純感念擁有兒子的溫暖與幸福，夾雜自己因爲需要時間照顧與陪伴兒子失去曾經自由的無奈與抱怨，是一時的情緒抒發。可我從未多想，成年人隨意的牢騷與執念，竟會成為孩子成長過程中難以磨滅的印記。</w:t>
       </w:r>
     </w:p>
     <w:p>
@@ -142,15 +158,7 @@
           <w:bCs/>
           <w:lang w:eastAsia="zh-TW"/>
         </w:rPr>
-        <w:t>        </w:t>
-      </w:r>
-      <w:r>
-        <w:rPr>
-          <w:b/>
-          <w:bCs/>
-          <w:lang w:eastAsia="zh-TW"/>
-        </w:rPr>
-        <w:t>回望我的人生軌跡，向來執著於自由隨性，甚至習慣以逃避的方式對抗束縛，這份執念曾困縛我許多年。</w:t>
+        <w:t>心無罣礙遠離顛倒夢想</w:t>
       </w:r>
     </w:p>
     <w:p>
@@ -167,7 +175,90 @@
           <w:bCs/>
           <w:lang w:eastAsia="zh-TW"/>
         </w:rPr>
-        <w:t>我對自由隨性的向往是一慣的。年少時不喜歡父母的管教，於是報考了遠在東北的大學；參加工作後不喜歡被主管指使，就頻繁更換工作。我在國內工作十年，陸續換了五家公司。來到美國之後，卻因為身份原因，我必須安定下來，長期留在一家公司任職，至今已經十四年多。後來我才明白，所有靠逃避躲開的問題，永遠如影隨形，不會自動消失。坦白說，如果不是佛法長年潛移默化，不斷轉變我的認知，讓我突破自己的舒適區，我很難走過那段艱難歲月，生活地更加有智慧，平和對待各種不如意。，僥幸通過更換環境、逃避現狀來換取心中所謂的自由。直至移居美國後，受限於身份緣由，我不得不安定下來，長期任職於一家公司，至今已是十四年有餘。這段被迫安定的歲月，讓我徹底醒悟：世間所有靠逃避躲開的問題，從不會自行消解，只會如影隨形、反覆糾纏。而我之所以能慢慢放下執念、走出這段心境與生活的雙重困境，突破自我的舒適區，坦然接納當下的處境，在諸多不如意中修得內心的平和與處事的智慧，皆源於多年佛法的熏修和潛移默化，一點點重塑了我的認知與心性。</w:t>
+        <w:t>       </w:t>
+      </w:r>
+      <w:r>
+        <w:rPr>
+          <w:b/>
+          <w:bCs/>
+          <w:lang w:eastAsia="zh-TW"/>
+        </w:rPr>
+        <w:t>我還記起在師父的一次開示中，講到了《心經》。經文中</w:t>
+      </w:r>
+      <w:r>
+        <w:rPr>
+          <w:b/>
+          <w:bCs/>
+          <w:lang w:eastAsia="zh-TW"/>
+        </w:rPr>
+        <w:t>“</w:t>
+      </w:r>
+      <w:r>
+        <w:rPr>
+          <w:b/>
+          <w:bCs/>
+          <w:lang w:eastAsia="zh-TW"/>
+        </w:rPr>
+        <w:t>心無罣礙，無罣礙故，無有恐怖，遠離顛倒夢想，究竟涅槃</w:t>
+      </w:r>
+      <w:proofErr w:type="gramStart"/>
+      <w:r>
+        <w:rPr>
+          <w:b/>
+          <w:bCs/>
+          <w:lang w:eastAsia="zh-TW"/>
+        </w:rPr>
+        <w:t>。</w:t>
+      </w:r>
+      <w:r>
+        <w:rPr>
+          <w:b/>
+          <w:bCs/>
+          <w:lang w:eastAsia="zh-TW"/>
+        </w:rPr>
+        <w:t>”</w:t>
+      </w:r>
+      <w:r>
+        <w:rPr>
+          <w:b/>
+          <w:bCs/>
+          <w:lang w:eastAsia="zh-TW"/>
+        </w:rPr>
+        <w:t>這几句話深深驚醒我</w:t>
+      </w:r>
+      <w:proofErr w:type="gramEnd"/>
+      <w:r>
+        <w:rPr>
+          <w:b/>
+          <w:bCs/>
+          <w:lang w:eastAsia="zh-TW"/>
+        </w:rPr>
+        <w:t>，對我轉變工作態度產生巨大影響。從此，我開始願意放下自己的傲慢與偏見</w:t>
+      </w:r>
+      <w:r>
+        <w:rPr>
+          <w:b/>
+          <w:bCs/>
+          <w:lang w:eastAsia="zh-TW"/>
+        </w:rPr>
+        <w:t xml:space="preserve"> </w:t>
+      </w:r>
+      <w:r>
+        <w:rPr>
+          <w:b/>
+          <w:bCs/>
+          <w:lang w:eastAsia="zh-TW"/>
+        </w:rPr>
+        <w:t>。在工作中每當收到同事帶有指責、不滿情緒的郵件時，都會提醒自己：忽略那些情緒化、偏離事實的文字，專注在真正需要解</w:t>
+      </w:r>
+      <w:r>
+        <w:rPr>
+          <w:b/>
+          <w:bCs/>
+          <w:lang w:eastAsia="zh-TW"/>
+        </w:rPr>
+        <w:lastRenderedPageBreak/>
+        <w:t>決、改進的事項，誠懇回應。若是自己當下無法完成的事，就坦然說明、如實表達，不硬撐、不糾結，依據自己的能力如實地面對當下的問題。</w:t>
       </w:r>
     </w:p>
     <w:p>
@@ -184,24 +275,31 @@
           <w:bCs/>
           <w:lang w:eastAsia="zh-TW"/>
         </w:rPr>
-        <w:t>        </w:t>
-      </w:r>
-      <w:r>
-        <w:rPr>
-          <w:b/>
-          <w:bCs/>
-          <w:lang w:eastAsia="zh-TW"/>
-        </w:rPr>
-        <w:t>修行的覺悟與心性的成長，不僅讓我與生活和解，更讓我開始深刻反省過去的自己。就在前幾天，兒子一通電話，喚起了我塵封多年的回憶，也讓我滿心慚愧、幡然自省。孩</w:t>
-      </w:r>
-      <w:r>
-        <w:rPr>
-          <w:b/>
-          <w:bCs/>
-          <w:lang w:eastAsia="zh-TW"/>
-        </w:rPr>
-        <w:lastRenderedPageBreak/>
-        <w:t>子在電話裡說，他記得小時候媽媽時常掛在嘴邊的一句話：「沒自由，沒人權，有兒子。」聽到這句話的瞬間，我心裡不禁倒吸一口涼氣，頓感懊悔。當初我說這句話，本心只是單純感念擁有兒子的溫暖與幸福，夾雜自己因爲需要時間照顧與陪伴兒子失去曾經自由的無奈與抱怨，是一時的情緒抒發。可我從未多想，成年人隨意的牢騷與執念，竟會成為孩子成長過程中難以磨滅的印記。</w:t>
+        <w:t>       </w:t>
+      </w:r>
+      <w:r>
+        <w:rPr>
+          <w:b/>
+          <w:bCs/>
+          <w:lang w:eastAsia="zh-TW"/>
+        </w:rPr>
+        <w:t>這樣的日常，讓我我漸漸與佛法相應：真正的自在，從來不是外在境遇的順遂，而是內心不隨境轉、不被妄念牽絆的清明與安定。開山祖師惟覺安公老和尚常說：「靜中養成，動中磨練。逆境是方便、是助道因緣，可以磨練我們。修行就是不論外境如何困難，心中始終能夠安住。</w:t>
+      </w:r>
+      <w:r>
+        <w:rPr>
+          <w:b/>
+          <w:bCs/>
+          <w:lang w:eastAsia="zh-TW"/>
+        </w:rPr>
+        <w:t xml:space="preserve"> </w:t>
+      </w:r>
+      <w:r>
+        <w:rPr>
+          <w:b/>
+          <w:bCs/>
+          <w:lang w:eastAsia="zh-TW"/>
+        </w:rPr>
+        <w:t>」在每一個生活的考驗裡，練習心念作主、練習降伏焦躁、不安的心。</w:t>
       </w:r>
     </w:p>
     <w:p>
@@ -212,353 +310,21 @@
           <w:lang w:eastAsia="zh-TW"/>
         </w:rPr>
       </w:pPr>
-    </w:p>
-    <w:p>
-      <w:pPr>
-        <w:rPr>
-          <w:b/>
-          <w:bCs/>
-          <w:lang w:eastAsia="zh-TW"/>
-        </w:rPr>
-      </w:pPr>
-      <w:r>
-        <w:rPr>
-          <w:b/>
-          <w:bCs/>
-          <w:lang w:eastAsia="zh-TW"/>
-        </w:rPr>
-        <w:t>心無罣礙。無罣礙故。無有恐怖。遠遠離顛倒夢想。究竟涅</w:t>
-      </w:r>
-      <w:r>
-        <w:rPr>
-          <w:b/>
-          <w:bCs/>
-          <w:lang w:eastAsia="zh-TW"/>
-        </w:rPr>
-        <w:t xml:space="preserve"> </w:t>
-      </w:r>
-      <w:r>
-        <w:rPr>
-          <w:b/>
-          <w:bCs/>
-          <w:lang w:eastAsia="zh-TW"/>
-        </w:rPr>
-        <w:t>槃。</w:t>
-      </w:r>
-      <w:r>
-        <w:rPr>
-          <w:b/>
-          <w:bCs/>
-          <w:lang w:eastAsia="zh-TW"/>
-        </w:rPr>
-        <w:t> </w:t>
-      </w:r>
-    </w:p>
-    <w:p>
-      <w:pPr>
-        <w:rPr>
-          <w:b/>
-          <w:bCs/>
-          <w:lang w:eastAsia="zh-TW"/>
-        </w:rPr>
-      </w:pPr>
-    </w:p>
-    <w:p>
-      <w:pPr>
-        <w:rPr>
-          <w:b/>
-          <w:bCs/>
-          <w:lang w:eastAsia="zh-TW"/>
-        </w:rPr>
-      </w:pPr>
-      <w:r>
-        <w:rPr>
-          <w:b/>
-          <w:bCs/>
-          <w:lang w:eastAsia="zh-TW"/>
-        </w:rPr>
-        <w:t>       </w:t>
-      </w:r>
-      <w:r>
-        <w:rPr>
-          <w:b/>
-          <w:bCs/>
-          <w:lang w:eastAsia="zh-TW"/>
-        </w:rPr>
-        <w:t>我還記起在師父的一次開示</w:t>
-      </w:r>
-      <w:r>
-        <w:rPr>
-          <w:b/>
-          <w:bCs/>
-          <w:lang w:eastAsia="zh-TW"/>
-        </w:rPr>
-        <w:t xml:space="preserve"> </w:t>
-      </w:r>
-      <w:r>
-        <w:rPr>
-          <w:b/>
-          <w:bCs/>
-          <w:lang w:eastAsia="zh-TW"/>
-        </w:rPr>
-        <w:t>講法開示中，講到了《心經》。經文中的這几</w:t>
-      </w:r>
-      <w:r>
-        <w:rPr>
-          <w:b/>
-          <w:bCs/>
-          <w:lang w:eastAsia="zh-TW"/>
-        </w:rPr>
-        <w:t>“</w:t>
-      </w:r>
-      <w:r>
-        <w:rPr>
-          <w:b/>
-          <w:bCs/>
-          <w:lang w:eastAsia="zh-TW"/>
-        </w:rPr>
-        <w:t>心無罣礙。無罣礙故。無有恐怖。遠離顛倒夢想。究竟涅槃</w:t>
-      </w:r>
-      <w:proofErr w:type="gramStart"/>
-      <w:r>
-        <w:rPr>
-          <w:b/>
-          <w:bCs/>
-          <w:lang w:eastAsia="zh-TW"/>
-        </w:rPr>
-        <w:t>。</w:t>
-      </w:r>
-      <w:r>
-        <w:rPr>
-          <w:b/>
-          <w:bCs/>
-          <w:lang w:eastAsia="zh-TW"/>
-        </w:rPr>
-        <w:t>”</w:t>
-      </w:r>
-      <w:r>
-        <w:rPr>
-          <w:b/>
-          <w:bCs/>
-          <w:lang w:eastAsia="zh-TW"/>
-        </w:rPr>
-        <w:t>這几句話深深驚醒我</w:t>
-      </w:r>
-      <w:proofErr w:type="gramEnd"/>
-      <w:r>
-        <w:rPr>
-          <w:b/>
-          <w:bCs/>
-          <w:lang w:eastAsia="zh-TW"/>
-        </w:rPr>
-        <w:t>。從此，，對我轉變工作態度產生巨大影響。從此，我開始願意放下自己的傲慢與偏見</w:t>
-      </w:r>
-      <w:r>
-        <w:rPr>
-          <w:b/>
-          <w:bCs/>
-          <w:lang w:eastAsia="zh-TW"/>
-        </w:rPr>
-        <w:t xml:space="preserve"> </w:t>
-      </w:r>
-      <w:r>
-        <w:rPr>
-          <w:b/>
-          <w:bCs/>
-          <w:lang w:eastAsia="zh-TW"/>
-        </w:rPr>
-        <w:t>。在工作中每當收到同事帶有指責、不滿情緒的郵件時，我都會提醒自己：忽略那些情緒化、偏離事實的文字，專注在真正需要解決、改進的事項，誠懇回應。若是自己當下無法完成的事，就坦然說明、如實表達，不硬撐、不糾結，依據自己的能力依據自己的能力如實地地面對當下的問題現實與能力問題。</w:t>
-      </w:r>
-    </w:p>
-    <w:p>
-      <w:pPr>
-        <w:rPr>
-          <w:b/>
-          <w:bCs/>
-          <w:lang w:eastAsia="zh-TW"/>
-        </w:rPr>
-      </w:pPr>
-      <w:r>
-        <w:rPr>
-          <w:b/>
-          <w:bCs/>
-          <w:lang w:eastAsia="zh-TW"/>
-        </w:rPr>
-        <w:t>正因為無處可逃的境遇，我只能選擇直面問題、各個擊破。在不斷認識與修正的過程中，工作慢慢變得輕鬆起來，內在壓力也大幅減少，我開始變得自信、自在。</w:t>
-      </w:r>
-    </w:p>
-    <w:p>
-      <w:pPr>
-        <w:rPr>
-          <w:b/>
-          <w:bCs/>
-          <w:lang w:eastAsia="zh-TW"/>
-        </w:rPr>
-      </w:pPr>
-      <w:r>
-        <w:rPr>
-          <w:b/>
-          <w:bCs/>
-          <w:lang w:eastAsia="zh-TW"/>
-        </w:rPr>
-        <w:t>       </w:t>
-      </w:r>
-      <w:r>
-        <w:rPr>
-          <w:b/>
-          <w:bCs/>
-          <w:lang w:eastAsia="zh-TW"/>
-        </w:rPr>
-        <w:t>這樣的日常，讓我我漸漸與佛法相應：真正的真正的自在，，從來不是外在境遇的順遂，而是內心不隨境轉、不被妄念牽絆的清明與安定。開山祖師惟覺安公安公老和尚常說：「靜中養成，動中磨練煉練。逆境是方便、是助道導道因緣，可以磨練我們。修行就是不論外境如何困難，心中始終能夠安住。</w:t>
-      </w:r>
-      <w:r>
-        <w:rPr>
-          <w:b/>
-          <w:bCs/>
-          <w:lang w:eastAsia="zh-TW"/>
-        </w:rPr>
-        <w:t xml:space="preserve"> </w:t>
-      </w:r>
-      <w:r>
-        <w:rPr>
-          <w:b/>
-          <w:bCs/>
-          <w:lang w:eastAsia="zh-TW"/>
-        </w:rPr>
-        <w:t>」在每一個生活不自在生活的考驗裡，練習心念作</w:t>
-      </w:r>
-      <w:r>
-        <w:rPr>
-          <w:b/>
-          <w:bCs/>
-          <w:lang w:eastAsia="zh-TW"/>
-        </w:rPr>
-        <w:t xml:space="preserve"> </w:t>
-      </w:r>
-      <w:r>
-        <w:rPr>
-          <w:b/>
-          <w:bCs/>
-          <w:lang w:eastAsia="zh-TW"/>
-        </w:rPr>
-        <w:t>做心念作主、練習降伏焦躁、不安的</w:t>
-      </w:r>
-      <w:r>
-        <w:rPr>
-          <w:b/>
-          <w:bCs/>
-          <w:lang w:eastAsia="zh-TW"/>
-        </w:rPr>
-        <w:t xml:space="preserve"> </w:t>
-      </w:r>
-      <w:r>
-        <w:rPr>
-          <w:b/>
-          <w:bCs/>
-          <w:lang w:eastAsia="zh-TW"/>
-        </w:rPr>
-        <w:t>其焦躁、不安的心。「廣修日用諸善，漸捨執著妄念，銷歸本具自性。</w:t>
-      </w:r>
-      <w:r>
-        <w:rPr>
-          <w:b/>
-          <w:bCs/>
-          <w:lang w:eastAsia="zh-TW"/>
-        </w:rPr>
-        <w:t xml:space="preserve"> </w:t>
-      </w:r>
-      <w:r>
-        <w:rPr>
-          <w:b/>
-          <w:bCs/>
-          <w:lang w:eastAsia="zh-TW"/>
-        </w:rPr>
-        <w:t>」</w:t>
-      </w:r>
-    </w:p>
-    <w:p>
-      <w:pPr>
-        <w:rPr>
-          <w:b/>
-          <w:bCs/>
-          <w:lang w:eastAsia="zh-TW"/>
-        </w:rPr>
-      </w:pPr>
-    </w:p>
-    <w:p>
-      <w:pPr>
-        <w:rPr>
-          <w:b/>
-          <w:bCs/>
-          <w:lang w:eastAsia="zh-TW"/>
-        </w:rPr>
-      </w:pPr>
-      <w:r>
-        <w:rPr>
-          <w:b/>
-          <w:bCs/>
-          <w:lang w:eastAsia="zh-TW"/>
-        </w:rPr>
-        <w:t>自性本自具足</w:t>
-      </w:r>
-    </w:p>
-    <w:p>
-      <w:pPr>
-        <w:rPr>
-          <w:b/>
-          <w:bCs/>
-          <w:lang w:eastAsia="zh-TW"/>
-        </w:rPr>
-      </w:pPr>
-      <w:r>
-        <w:rPr>
-          <w:b/>
-          <w:bCs/>
-          <w:lang w:eastAsia="zh-TW"/>
-        </w:rPr>
-        <w:t>       </w:t>
-      </w:r>
-      <w:r>
-        <w:rPr>
-          <w:b/>
-          <w:bCs/>
-          <w:lang w:eastAsia="zh-TW"/>
-        </w:rPr>
-        <w:t>《六祖壇經》說：「何期自性，本自具足」，「雖修眾善，心不執著」，「念念自淨其心」，主張日常行善、不執善相、回歸自性清淨；《圓覺經》「銷礦成金」譬喻：自性原本具足，如同礦中真金，需要歷練行善、去除妄想執著，才能顯露本性。</w:t>
-      </w:r>
-    </w:p>
-    <w:p>
-      <w:pPr>
-        <w:rPr>
-          <w:b/>
-          <w:bCs/>
-          <w:lang w:eastAsia="zh-TW"/>
-        </w:rPr>
-      </w:pPr>
-      <w:r>
-        <w:rPr>
-          <w:b/>
-          <w:bCs/>
-          <w:lang w:eastAsia="zh-TW"/>
-        </w:rPr>
-        <w:t>       </w:t>
-      </w:r>
-      <w:r>
-        <w:rPr>
-          <w:b/>
-          <w:bCs/>
-          <w:lang w:eastAsia="zh-TW"/>
-        </w:rPr>
-        <w:t>修行首要在平凡日常中廣行善行，用慈悲善行磨練自私、暴躁的劣根習氣；在行善歷事之時，時時覺察內心的貪嗔分別妄念，循序漸進放下對萬物、功德、自我的執著；待到</w:t>
-      </w:r>
-      <w:r>
-        <w:rPr>
-          <w:b/>
-          <w:bCs/>
-          <w:lang w:eastAsia="zh-TW"/>
-        </w:rPr>
-        <w:lastRenderedPageBreak/>
-        <w:t>煩惱執著逐漸消融覆盡，原本人人先天具足、清淨圓滿的自性便自然顯露，生命回歸自在清净真實的本來狀態。</w:t>
+      <w:r>
+        <w:rPr>
+          <w:b/>
+          <w:bCs/>
+          <w:lang w:eastAsia="zh-TW"/>
+        </w:rPr>
+        <w:t>        </w:t>
+      </w:r>
+      <w:r>
+        <w:rPr>
+          <w:b/>
+          <w:bCs/>
+          <w:lang w:eastAsia="zh-TW"/>
+        </w:rPr>
+        <w:t>修行就是在平凡日常中時時覺察內心的貪嗔分別妄念，循序漸進放下對萬物、自我的執著；待到煩惱執著逐漸消融，原本人人先天具足、清淨圓滿的自性便自然顯露，生命回歸自在清淨真實的本來狀態。</w:t>
       </w:r>
     </w:p>
     <w:p>
